--- a/prototype/参考文档/2、开课管理/02_专业开课/01_开课计划/开课计划20260915V3/开课计划20260909V2→20260915V3变更说明.docx
+++ b/prototype/参考文档/2、开课管理/02_专业开课/01_开课计划/开课计划20260915V3/开课计划20260909V2→20260915V3变更说明.docx
@@ -374,7 +374,7 @@
                 <w:b w:val="0"/>
                 <w:sz w:val="21"/>
               </w:rPr>
-              <w:t>page-course-offering-major</w:t>
+              <w:t>prototype/index.html → page-course-offering-major</w:t>
             </w:r>
           </w:p>
         </w:tc>
@@ -709,6 +709,137 @@
                 <w:b w:val="0"/>
                 <w:sz w:val="21"/>
               </w:rPr>
+              <w:t>功能</w:t>
+            </w:r>
+          </w:p>
+        </w:tc>
+        <w:tc>
+          <w:tcPr>
+            <w:tcW w:type="dxa" w:w="1134"/>
+          </w:tcPr>
+          <w:p>
+            <w:r/>
+            <w:r>
+              <w:rPr>
+                <w:rFonts w:ascii="宋体" w:hAnsi="宋体" w:eastAsia="宋体"/>
+                <w:b w:val="0"/>
+                <w:sz w:val="21"/>
+              </w:rPr>
+              <w:t>F011</w:t>
+            </w:r>
+          </w:p>
+        </w:tc>
+        <w:tc>
+          <w:tcPr>
+            <w:tcW w:type="dxa" w:w="1814"/>
+          </w:tcPr>
+          <w:p>
+            <w:r/>
+            <w:r>
+              <w:rPr>
+                <w:rFonts w:ascii="宋体" w:hAnsi="宋体" w:eastAsia="宋体"/>
+                <w:b w:val="0"/>
+                <w:sz w:val="21"/>
+              </w:rPr>
+              <w:t>导出</w:t>
+            </w:r>
+          </w:p>
+        </w:tc>
+        <w:tc>
+          <w:tcPr>
+            <w:tcW w:type="dxa" w:w="907"/>
+          </w:tcPr>
+          <w:p>
+            <w:r/>
+            <w:r>
+              <w:rPr>
+                <w:rFonts w:ascii="宋体" w:hAnsi="宋体" w:eastAsia="宋体"/>
+                <w:b w:val="0"/>
+                <w:sz w:val="21"/>
+              </w:rPr>
+              <w:t>新增</w:t>
+            </w:r>
+          </w:p>
+        </w:tc>
+        <w:tc>
+          <w:tcPr>
+            <w:tcW w:type="dxa" w:w="5102"/>
+          </w:tcPr>
+          <w:p>
+            <w:r/>
+            <w:r>
+              <w:rPr>
+                <w:rFonts w:ascii="宋体" w:hAnsi="宋体" w:eastAsia="宋体"/>
+                <w:b w:val="0"/>
+                <w:sz w:val="21"/>
+              </w:rPr>
+              <w:t>纠正「导出已隐藏」→ 可见导出</w:t>
+            </w:r>
+          </w:p>
+        </w:tc>
+        <w:tc>
+          <w:tcPr>
+            <w:tcW w:type="dxa" w:w="1134"/>
+          </w:tcPr>
+          <w:p>
+            <w:r/>
+            <w:r>
+              <w:rPr>
+                <w:rFonts w:ascii="宋体" w:hAnsi="宋体" w:eastAsia="宋体"/>
+                <w:b w:val="0"/>
+                <w:sz w:val="21"/>
+              </w:rPr>
+              <w:t>已明确</w:t>
+            </w:r>
+          </w:p>
+        </w:tc>
+      </w:tr>
+      <w:tr>
+        <w:tc>
+          <w:tcPr>
+            <w:tcW w:type="dxa" w:w="567"/>
+          </w:tcPr>
+          <w:p>
+            <w:r/>
+            <w:r>
+              <w:rPr>
+                <w:rFonts w:ascii="宋体" w:hAnsi="宋体" w:eastAsia="宋体"/>
+                <w:b w:val="0"/>
+                <w:sz w:val="21"/>
+              </w:rPr>
+              <w:t>2</w:t>
+            </w:r>
+          </w:p>
+        </w:tc>
+        <w:tc>
+          <w:tcPr>
+            <w:tcW w:type="dxa" w:w="2381"/>
+          </w:tcPr>
+          <w:p>
+            <w:r/>
+            <w:r>
+              <w:rPr>
+                <w:rFonts w:ascii="宋体" w:hAnsi="宋体" w:eastAsia="宋体"/>
+                <w:b w:val="0"/>
+                <w:sz w:val="21"/>
+              </w:rPr>
+              <w:t>开课管理 → 专业开课 → 开课计划</w:t>
+            </w:r>
+          </w:p>
+        </w:tc>
+        <w:tc>
+          <w:tcPr>
+            <w:tcW w:type="dxa" w:w="907"/>
+          </w:tcPr>
+          <w:p>
+            <w:r/>
+            <w:r>
+              <w:rPr>
+                <w:rFonts w:ascii="宋体" w:hAnsi="宋体" w:eastAsia="宋体"/>
+                <w:b w:val="0"/>
+                <w:sz w:val="21"/>
+              </w:rPr>
+              <w:t>其他</w:t>
             </w:r>
           </w:p>
         </w:tc>
@@ -740,6 +871,7 @@
                 <w:b w:val="0"/>
                 <w:sz w:val="21"/>
               </w:rPr>
+              <w:t>非目标/工具栏说明</w:t>
             </w:r>
           </w:p>
         </w:tc>
@@ -755,6 +887,7 @@
                 <w:b w:val="0"/>
                 <w:sz w:val="21"/>
               </w:rPr>
+              <w:t>修改</w:t>
             </w:r>
           </w:p>
         </w:tc>
@@ -770,7 +903,7 @@
                 <w:b w:val="0"/>
                 <w:sz w:val="21"/>
               </w:rPr>
-              <w:t>（空）</w:t>
+              <w:t>从已隐藏列表移除导出</w:t>
             </w:r>
           </w:p>
         </w:tc>
@@ -786,7 +919,7 @@
                 <w:b w:val="0"/>
                 <w:sz w:val="21"/>
               </w:rPr>
-              <w:t>未确认</w:t>
+              <w:t>已明确</w:t>
             </w:r>
           </w:p>
         </w:tc>
@@ -804,6 +937,7 @@
                 <w:b w:val="0"/>
                 <w:sz w:val="21"/>
               </w:rPr>
+              <w:t>3</w:t>
             </w:r>
           </w:p>
         </w:tc>
@@ -819,6 +953,7 @@
                 <w:b w:val="0"/>
                 <w:sz w:val="21"/>
               </w:rPr>
+              <w:t>开课管理 → 专业开课 → 开课计划</w:t>
             </w:r>
           </w:p>
         </w:tc>
@@ -834,6 +969,7 @@
                 <w:b w:val="0"/>
                 <w:sz w:val="21"/>
               </w:rPr>
+              <w:t>其他</w:t>
             </w:r>
           </w:p>
         </w:tc>
@@ -849,6 +985,7 @@
                 <w:b w:val="0"/>
                 <w:sz w:val="21"/>
               </w:rPr>
+              <w:t>—</w:t>
             </w:r>
           </w:p>
         </w:tc>
@@ -864,6 +1001,7 @@
                 <w:b w:val="0"/>
                 <w:sz w:val="21"/>
               </w:rPr>
+              <w:t>客户确认基线</w:t>
             </w:r>
           </w:p>
         </w:tc>
@@ -879,6 +1017,7 @@
                 <w:b w:val="0"/>
                 <w:sz w:val="21"/>
               </w:rPr>
+              <w:t>澄清</w:t>
             </w:r>
           </w:p>
         </w:tc>
@@ -894,6 +1033,7 @@
                 <w:b w:val="0"/>
                 <w:sz w:val="21"/>
               </w:rPr>
+              <w:t>客户确认现行原型为本版交付基线</w:t>
             </w:r>
           </w:p>
         </w:tc>
@@ -909,128 +1049,7 @@
                 <w:b w:val="0"/>
                 <w:sz w:val="21"/>
               </w:rPr>
-            </w:r>
-          </w:p>
-        </w:tc>
-      </w:tr>
-      <w:tr>
-        <w:tc>
-          <w:tcPr>
-            <w:tcW w:type="dxa" w:w="567"/>
-          </w:tcPr>
-          <w:p>
-            <w:r/>
-            <w:r>
-              <w:rPr>
-                <w:rFonts w:ascii="宋体" w:hAnsi="宋体" w:eastAsia="宋体"/>
-                <w:b w:val="0"/>
-                <w:sz w:val="21"/>
-              </w:rPr>
-            </w:r>
-          </w:p>
-        </w:tc>
-        <w:tc>
-          <w:tcPr>
-            <w:tcW w:type="dxa" w:w="2381"/>
-          </w:tcPr>
-          <w:p>
-            <w:r/>
-            <w:r>
-              <w:rPr>
-                <w:rFonts w:ascii="宋体" w:hAnsi="宋体" w:eastAsia="宋体"/>
-                <w:b w:val="0"/>
-                <w:sz w:val="21"/>
-              </w:rPr>
-            </w:r>
-          </w:p>
-        </w:tc>
-        <w:tc>
-          <w:tcPr>
-            <w:tcW w:type="dxa" w:w="907"/>
-          </w:tcPr>
-          <w:p>
-            <w:r/>
-            <w:r>
-              <w:rPr>
-                <w:rFonts w:ascii="宋体" w:hAnsi="宋体" w:eastAsia="宋体"/>
-                <w:b w:val="0"/>
-                <w:sz w:val="21"/>
-              </w:rPr>
-            </w:r>
-          </w:p>
-        </w:tc>
-        <w:tc>
-          <w:tcPr>
-            <w:tcW w:type="dxa" w:w="1134"/>
-          </w:tcPr>
-          <w:p>
-            <w:r/>
-            <w:r>
-              <w:rPr>
-                <w:rFonts w:ascii="宋体" w:hAnsi="宋体" w:eastAsia="宋体"/>
-                <w:b w:val="0"/>
-                <w:sz w:val="21"/>
-              </w:rPr>
-            </w:r>
-          </w:p>
-        </w:tc>
-        <w:tc>
-          <w:tcPr>
-            <w:tcW w:type="dxa" w:w="1814"/>
-          </w:tcPr>
-          <w:p>
-            <w:r/>
-            <w:r>
-              <w:rPr>
-                <w:rFonts w:ascii="宋体" w:hAnsi="宋体" w:eastAsia="宋体"/>
-                <w:b w:val="0"/>
-                <w:sz w:val="21"/>
-              </w:rPr>
-            </w:r>
-          </w:p>
-        </w:tc>
-        <w:tc>
-          <w:tcPr>
-            <w:tcW w:type="dxa" w:w="907"/>
-          </w:tcPr>
-          <w:p>
-            <w:r/>
-            <w:r>
-              <w:rPr>
-                <w:rFonts w:ascii="宋体" w:hAnsi="宋体" w:eastAsia="宋体"/>
-                <w:b w:val="0"/>
-                <w:sz w:val="21"/>
-              </w:rPr>
-            </w:r>
-          </w:p>
-        </w:tc>
-        <w:tc>
-          <w:tcPr>
-            <w:tcW w:type="dxa" w:w="5102"/>
-          </w:tcPr>
-          <w:p>
-            <w:r/>
-            <w:r>
-              <w:rPr>
-                <w:rFonts w:ascii="宋体" w:hAnsi="宋体" w:eastAsia="宋体"/>
-                <w:b w:val="0"/>
-                <w:sz w:val="21"/>
-              </w:rPr>
-            </w:r>
-          </w:p>
-        </w:tc>
-        <w:tc>
-          <w:tcPr>
-            <w:tcW w:type="dxa" w:w="1134"/>
-          </w:tcPr>
-          <w:p>
-            <w:r/>
-            <w:r>
-              <w:rPr>
-                <w:rFonts w:ascii="宋体" w:hAnsi="宋体" w:eastAsia="宋体"/>
-                <w:b w:val="0"/>
-                <w:sz w:val="21"/>
-              </w:rPr>
+              <w:t>已明确</w:t>
             </w:r>
           </w:p>
         </w:tc>
